--- a/swh/docx/42.content.docx
+++ b/swh/docx/42.content.docx
@@ -45668,19 +45668,7 @@
         <w:rPr>
           <w:lang w:val="sw_KE" w:bidi="sw_KE"/>
         </w:rPr>
-        <w:t>Sasa ninawapa haki ya kula na kunywa kwenye meza yangu: Tazama “</w:t>
-      </w:r>
-      <w:r>
-        <w:rPr>
-          <w:lang w:val="sw_KE" w:bidi="sw_KE"/>
-        </w:rPr>
-        <w:t>Karamu ya Kimasihi</w:t>
-      </w:r>
-      <w:r>
-        <w:rPr>
-          <w:lang w:val="sw_KE" w:bidi="sw_KE"/>
-        </w:rPr>
-        <w:t>” Maelezo ya Mada.</w:t>
+        <w:t>Sasa ninawapa haki ya kula na kunywa kwenye meza yangu: Tazama “Karamu ya Kimasihi” Maelezo ya Mada.</w:t>
       </w:r>
       <w:r>
         <w:rPr>
